--- a/word_reports/LP_0072_위치_204_Bee Gees_Saturday Night F.docx
+++ b/word_reports/LP_0072_위치_204_Bee Gees_Saturday Night F.docx
@@ -4,7 +4,7 @@
   <w:body>
     <w:p>
       <w:pPr>
-        <w:spacing w:after="280"/>
+        <w:spacing w:after="80"/>
       </w:pPr>
       <w:r>
         <w:rPr w:rFonts="맑은 고딕">
@@ -13,94 +13,47 @@
           <w:color w:val="1E3A8A"/>
           <w:sz w:val="30"/>
         </w:rPr>
-        <w:t>[204] Bee Gees - Saturday Night Fever</w:t>
+        <w:t>Bee Gees (비지스) - Saturday Night Fever</w:t>
       </w:r>
     </w:p>
     <w:p>
       <w:pPr>
-        <w:spacing w:after="320"/>
+        <w:spacing w:after="240"/>
       </w:pPr>
       <w:r>
         <w:rPr w:rFonts="맑은 고딕">
           <w:rFonts w:ascii="맑은 고딕" w:hAnsi="맑은 고딕" w:eastAsia="맑은 고딕"/>
           <w:b/>
-          <w:sz w:val="20"/>
+          <w:color w:val="4B5563"/>
+          <w:sz w:val="22"/>
         </w:rPr>
-        <w:t>■ 위치 : 204</w:t>
-        <w:br/>
-      </w:r>
-      <w:r>
-        <w:rPr w:rFonts="맑은 고딕">
-          <w:rFonts w:ascii="맑은 고딕" w:hAnsi="맑은 고딕" w:eastAsia="맑은 고딕"/>
-          <w:b/>
-          <w:sz w:val="20"/>
-        </w:rPr>
-        <w:t>■ 아티스트 : Bee Gees</w:t>
-        <w:br/>
-      </w:r>
-      <w:r>
-        <w:rPr w:rFonts="맑은 고딕">
-          <w:rFonts w:ascii="맑은 고딕" w:hAnsi="맑은 고딕" w:eastAsia="맑은 고딕"/>
-          <w:b/>
-          <w:sz w:val="20"/>
-        </w:rPr>
-        <w:t>■ 앨범명 : Saturday Night Fever</w:t>
-        <w:br/>
-      </w:r>
-      <w:r>
-        <w:rPr w:rFonts="맑은 고딕">
-          <w:rFonts w:ascii="맑은 고딕" w:hAnsi="맑은 고딕" w:eastAsia="맑은 고딕"/>
-          <w:b w:val="0"/>
-          <w:sz w:val="20"/>
-        </w:rPr>
-        <w:t>■ 음반 레이블 : RSO Records</w:t>
-        <w:br/>
-      </w:r>
-      <w:r>
-        <w:rPr w:rFonts="맑은 고딕">
-          <w:rFonts w:ascii="맑은 고딕" w:hAnsi="맑은 고딕" w:eastAsia="맑은 고딕"/>
-          <w:b w:val="0"/>
-          <w:sz w:val="20"/>
-        </w:rPr>
-        <w:t>■ 발매년도 : 1977</w:t>
-        <w:br/>
-      </w:r>
-      <w:r>
-        <w:rPr w:rFonts="맑은 고딕">
-          <w:rFonts w:ascii="맑은 고딕" w:hAnsi="맑은 고딕" w:eastAsia="맑은 고딕"/>
-          <w:b w:val="0"/>
-          <w:sz w:val="20"/>
-        </w:rPr>
-        <w:t>■ 장르 : 디스코(Disco), 팝(Pop), 펑크(Funk), 영화 음악(Soundtrack)</w:t>
-        <w:br/>
-      </w:r>
-      <w:r>
-        <w:rPr w:rFonts="맑은 고딕">
-          <w:rFonts w:ascii="맑은 고딕" w:hAnsi="맑은 고딕" w:eastAsia="맑은 고딕"/>
-          <w:b w:val="0"/>
-          <w:sz w:val="20"/>
-        </w:rPr>
-        <w:t>■ 주요 수록곡 : 1. Bee Gees - Stayin' Alive</w:t>
-        <w:br/>
+        <w:t>위치 :  204</w:t>
       </w:r>
     </w:p>
     <w:p>
       <w:pPr>
-        <w:spacing w:after="160"/>
+        <w:spacing w:line="324" w:lineRule="auto" w:before="80" w:after="160"/>
       </w:pPr>
       <w:r>
         <w:rPr w:rFonts="맑은 고딕">
           <w:rFonts w:ascii="맑은 고딕" w:hAnsi="맑은 고딕" w:eastAsia="맑은 고딕"/>
           <w:b/>
           <w:color w:val="1F2937"/>
-          <w:sz w:val="24"/>
+          <w:sz w:val="22"/>
         </w:rPr>
-        <w:t>■ 음반 해설 및 감상 가이드</w:t>
+        <w:t xml:space="preserve">[음반 소개] </w:t>
+      </w:r>
+      <w:r>
+        <w:rPr w:rFonts="맑은 고딕">
+          <w:rFonts w:ascii="맑은 고딕" w:hAnsi="맑은 고딕" w:eastAsia="맑은 고딕"/>
+          <w:b w:val="0"/>
+          <w:sz w:val="21"/>
+        </w:rPr>
       </w:r>
     </w:p>
     <w:p>
       <w:pPr>
-        <w:spacing w:line="312" w:lineRule="auto" w:after="120"/>
+        <w:spacing w:line="324" w:lineRule="auto" w:after="120"/>
       </w:pPr>
       <w:r>
         <w:rPr w:rFonts="맑은 고딕">
@@ -108,51 +61,516 @@
           <w:b w:val="0"/>
           <w:sz w:val="21"/>
         </w:rPr>
-        <w:t>1977년에 발표된 영화 《토요일 밤의 열기(Saturday Night Fever)》의 사운드트랙은 단순한 영화 음악의 경계를 넘어, 1970년대 후반 전 세계를 매료시킨 디스코 문화의 정점이자 대중음악사에 불멸의 궤적을 남긴 명반입니다. 비지스(Bee Gees)를 필두로 제작된 이 앨범은 팝 음악의 패러다임을 송두리째 바꾸어 놓았으며, 사운드트랙 앨범으로서는 이례적으로 그래미 어워드 '올해의 앨범상'을 수상하며 대중성과 음악성을 동시에 입증했습니다. 도심의 고독과 청춘의 방황을 화려한 리듬으로 승화시킨 이 음반은 시대의 시대상을 완벽하게 담아낸 문화적 유산입니다.</w:t>
+        <w:t>1970년대 후반 전 세계를 뜨거운 리듬의 소용돌이로 몰아넣은 『Saturday Night Fever』는 단순한 영화 사운드트랙을 넘어 한 시대를 상징하는 문화적 모뉴먼트입니다. 비지스의 영롱한 팔세토 하모니와 정교한 오케스트레이션이 빚어낸 그루브는 차가운 네온사인 아래 방황하던 젊은 영혼들에게 가장 눈부신 해방의 날개를 달아주었습니다. 턴테이블의 회전과 함께 피어오르는 바이닐 특유의 생동감은 반세기가 지난 오늘날에도 여전히 세련된 온기로 우리의 심장을 두드립니다.</w:t>
       </w:r>
     </w:p>
     <w:p>
       <w:pPr>
-        <w:spacing w:line="312" w:lineRule="auto" w:after="120"/>
+        <w:spacing w:line="324" w:lineRule="auto" w:before="200" w:after="80"/>
       </w:pPr>
+      <w:r>
+        <w:rPr w:rFonts="맑은 고딕">
+          <w:rFonts w:ascii="맑은 고딕" w:hAnsi="맑은 고딕" w:eastAsia="맑은 고딕"/>
+          <w:b/>
+          <w:color w:val="1E3A8A"/>
+          <w:sz w:val="24"/>
+        </w:rPr>
+        <w:t>1. 음반 데이터</w:t>
+      </w:r>
+    </w:p>
+    <w:p>
+      <w:pPr>
+        <w:spacing w:line="324" w:lineRule="auto" w:after="80"/>
+      </w:pPr>
+      <w:r>
+        <w:rPr w:rFonts="맑은 고딕">
+          <w:rFonts w:ascii="맑은 고딕" w:hAnsi="맑은 고딕" w:eastAsia="맑은 고딕"/>
+          <w:b w:val="0"/>
+          <w:color w:val="6B7280"/>
+          <w:sz w:val="21"/>
+        </w:rPr>
+        <w:t xml:space="preserve">· </w:t>
+      </w:r>
+      <w:r>
+        <w:rPr w:rFonts="맑은 고딕">
+          <w:rFonts w:ascii="맑은 고딕" w:hAnsi="맑은 고딕" w:eastAsia="맑은 고딕"/>
+          <w:b/>
+          <w:color w:val="1F2937"/>
+          <w:sz w:val="21"/>
+        </w:rPr>
+        <w:t xml:space="preserve">앨범명: </w:t>
+      </w:r>
       <w:r>
         <w:rPr w:rFonts="맑은 고딕">
           <w:rFonts w:ascii="맑은 고딕" w:hAnsi="맑은 고딕" w:eastAsia="맑은 고딕"/>
           <w:b w:val="0"/>
           <w:sz w:val="21"/>
         </w:rPr>
-        <w:t>음악적으로 이 앨범의 가장 큰 미학은 비지스 삼 형제가 선보인 전무후무한 시너지와 세련된 편곡에 있습니다. 배리 깁(Barry Gibb)의 시그니처인 전율적인 팔세토(두성) 공법과 정교하게 짜인 아카펠라 스타일의 하모니는 디스코 비트와 결합하여 미학적 정점에 다다랐습니다. 동기화된 강력한 베이스라인, 풍성한 브라스 및 현악 섹션, 그리고 빈틈없이 겹쳐진 백코러스는 청중을 춤추게 하는 리드미컬함 속에 우아함과 페이소스를 동시에 내포하고 있습니다.</w:t>
+        <w:t>Saturday Night Fever</w:t>
       </w:r>
     </w:p>
     <w:p>
       <w:pPr>
-        <w:spacing w:line="312" w:lineRule="auto" w:after="120"/>
+        <w:spacing w:line="324" w:lineRule="auto" w:after="80"/>
       </w:pPr>
+      <w:r>
+        <w:rPr w:rFonts="맑은 고딕">
+          <w:rFonts w:ascii="맑은 고딕" w:hAnsi="맑은 고딕" w:eastAsia="맑은 고딕"/>
+          <w:b w:val="0"/>
+          <w:color w:val="6B7280"/>
+          <w:sz w:val="21"/>
+        </w:rPr>
+        <w:t xml:space="preserve">· </w:t>
+      </w:r>
+      <w:r>
+        <w:rPr w:rFonts="맑은 고딕">
+          <w:rFonts w:ascii="맑은 고딕" w:hAnsi="맑은 고딕" w:eastAsia="맑은 고딕"/>
+          <w:b/>
+          <w:color w:val="1F2937"/>
+          <w:sz w:val="21"/>
+        </w:rPr>
+        <w:t xml:space="preserve">아티스트: </w:t>
+      </w:r>
       <w:r>
         <w:rPr w:rFonts="맑은 고딕">
           <w:rFonts w:ascii="맑은 고딕" w:hAnsi="맑은 고딕" w:eastAsia="맑은 고딕"/>
           <w:b w:val="0"/>
           <w:sz w:val="21"/>
         </w:rPr>
-        <w:t>앨범의 포문을 여는 'Stayin' Alive'는 도시를 누비는 걷는 듯한 강렬한 리프와 비트감으로 시대를 관통하는 선언과도 같은 인상을 남깁니다. 이어지는 'Night Fever'는 밤의 열기를 고급스러운 미디엄 템포로 그려내며, 감성적인 발라드 'How Deep Is Your Love'는 비지스 특유의 수려한 멜로디로 깊은 울림을 전합니다. 여기에 이보네 엘리먼의 'If I Can't Have You'와 트램프스의 폭발적인 'Disco Inferno' 등 참여 아티스트들의 다채로운 수록곡들이 유기적으로 결합하여, 더블 LP 앨범의 서사적 완결성을 높여줍니다.</w:t>
+        <w:t>Bee Gees (비지스)</w:t>
       </w:r>
     </w:p>
     <w:p>
       <w:pPr>
-        <w:spacing w:line="312" w:lineRule="auto" w:after="120"/>
+        <w:spacing w:line="324" w:lineRule="auto" w:after="80"/>
       </w:pPr>
+      <w:r>
+        <w:rPr w:rFonts="맑은 고딕">
+          <w:rFonts w:ascii="맑은 고딕" w:hAnsi="맑은 고딕" w:eastAsia="맑은 고딕"/>
+          <w:b w:val="0"/>
+          <w:color w:val="6B7280"/>
+          <w:sz w:val="21"/>
+        </w:rPr>
+        <w:t xml:space="preserve">· </w:t>
+      </w:r>
+      <w:r>
+        <w:rPr w:rFonts="맑은 고딕">
+          <w:rFonts w:ascii="맑은 고딕" w:hAnsi="맑은 고딕" w:eastAsia="맑은 고딕"/>
+          <w:b/>
+          <w:color w:val="1F2937"/>
+          <w:sz w:val="21"/>
+        </w:rPr>
+        <w:t xml:space="preserve">발매 정보: </w:t>
+      </w:r>
       <w:r>
         <w:rPr w:rFonts="맑은 고딕">
           <w:rFonts w:ascii="맑은 고딕" w:hAnsi="맑은 고딕" w:eastAsia="맑은 고딕"/>
           <w:b w:val="0"/>
           <w:sz w:val="21"/>
         </w:rPr>
-        <w:t>아날로그 LP로 감상하는 이 음반은 70년대 오리지널 마스터링 특유의 두툼하고 밀도 높은 베이스 사운드와 현악기의 따뜻한 질감을 더욱 선명하게 전달합니다. 턴테이블 위에서 바늘이 회전하는 순간, 당대의 뜨거웠던 미러볼의 빛과 청춘의 에너지가 공간을 가득 채우는 특별한 감동을 선사하는, 대중음악 역사상 가장 빛나는 보석 같은 명반입니다.</w:t>
+        <w:t>1977년 11월 RSO 레코드사를 통해 발매된 동명 영화의 오리지널 사운드트랙 더블 앨범(2LP)으로, 비지스가 주도한 음악적 르네상스를 선포한 대중음악사의 찬연한 기록입니다.</w:t>
+      </w:r>
+    </w:p>
+    <w:p>
+      <w:pPr>
+        <w:spacing w:line="324" w:lineRule="auto" w:after="80"/>
+      </w:pPr>
+      <w:r>
+        <w:rPr w:rFonts="맑은 고딕">
+          <w:rFonts w:ascii="맑은 고딕" w:hAnsi="맑은 고딕" w:eastAsia="맑은 고딕"/>
+          <w:b w:val="0"/>
+          <w:color w:val="6B7280"/>
+          <w:sz w:val="21"/>
+        </w:rPr>
+        <w:t xml:space="preserve">· </w:t>
+      </w:r>
+      <w:r>
+        <w:rPr w:rFonts="맑은 고딕">
+          <w:rFonts w:ascii="맑은 고딕" w:hAnsi="맑은 고딕" w:eastAsia="맑은 고딕"/>
+          <w:b/>
+          <w:color w:val="1F2937"/>
+          <w:sz w:val="21"/>
+        </w:rPr>
+        <w:t xml:space="preserve">LP 인기도(판매량): </w:t>
+      </w:r>
+      <w:r>
+        <w:rPr w:rFonts="맑은 고딕">
+          <w:rFonts w:ascii="맑은 고딕" w:hAnsi="맑은 고딕" w:eastAsia="맑은 고딕"/>
+          <w:b w:val="0"/>
+          <w:sz w:val="21"/>
+        </w:rPr>
+        <w:t>빌보드 앨범 차트 24주 연속 1위라는 대기록을 수립하였으며, 전 세계적으로 4,000만 장 이상의 경이적인 판매고를 기록하여 마이클 잭슨의 『Thriller』 이전까지 역사상 가장 많이 팔린 음반으로 군림했습니다.</w:t>
+      </w:r>
+    </w:p>
+    <w:p>
+      <w:pPr>
+        <w:spacing w:line="324" w:lineRule="auto" w:after="80"/>
+      </w:pPr>
+      <w:r>
+        <w:rPr w:rFonts="맑은 고딕">
+          <w:rFonts w:ascii="맑은 고딕" w:hAnsi="맑은 고딕" w:eastAsia="맑은 고딕"/>
+          <w:b w:val="0"/>
+          <w:color w:val="6B7280"/>
+          <w:sz w:val="21"/>
+        </w:rPr>
+        <w:t xml:space="preserve">· </w:t>
+      </w:r>
+      <w:r>
+        <w:rPr w:rFonts="맑은 고딕">
+          <w:rFonts w:ascii="맑은 고딕" w:hAnsi="맑은 고딕" w:eastAsia="맑은 고딕"/>
+          <w:b/>
+          <w:color w:val="1F2937"/>
+          <w:sz w:val="21"/>
+        </w:rPr>
+        <w:t xml:space="preserve">각종 수상경력: </w:t>
+      </w:r>
+      <w:r>
+        <w:rPr w:rFonts="맑은 고딕">
+          <w:rFonts w:ascii="맑은 고딕" w:hAnsi="맑은 고딕" w:eastAsia="맑은 고딕"/>
+          <w:b w:val="0"/>
+          <w:sz w:val="21"/>
+        </w:rPr>
+        <w:t>1979년 제21회 그래미 어워드에서 영화 사운드트랙으로는 드물게 최고 영예인 '올해의 앨범상(Album of the Year)'을 거머쥐었으며, 그래미 명예의 전당 헌액 및 미국 의회도서관 국가녹음보존목록에 영구 등재되었습니다.</w:t>
+      </w:r>
+    </w:p>
+    <w:p>
+      <w:pPr>
+        <w:spacing w:line="324" w:lineRule="auto" w:before="200" w:after="80"/>
+      </w:pPr>
+      <w:r>
+        <w:rPr w:rFonts="맑은 고딕">
+          <w:rFonts w:ascii="맑은 고딕" w:hAnsi="맑은 고딕" w:eastAsia="맑은 고딕"/>
+          <w:b/>
+          <w:color w:val="1E3A8A"/>
+          <w:sz w:val="24"/>
+        </w:rPr>
+        <w:t>2. 아티스트 정보</w:t>
+      </w:r>
+    </w:p>
+    <w:p>
+      <w:pPr>
+        <w:spacing w:line="324" w:lineRule="auto" w:after="80"/>
+      </w:pPr>
+      <w:r>
+        <w:rPr w:rFonts="맑은 고딕">
+          <w:rFonts w:ascii="맑은 고딕" w:hAnsi="맑은 고딕" w:eastAsia="맑은 고딕"/>
+          <w:b w:val="0"/>
+          <w:color w:val="6B7280"/>
+          <w:sz w:val="21"/>
+        </w:rPr>
+        <w:t xml:space="preserve">· </w:t>
+      </w:r>
+      <w:r>
+        <w:rPr w:rFonts="맑은 고딕">
+          <w:rFonts w:ascii="맑은 고딕" w:hAnsi="맑은 고딕" w:eastAsia="맑은 고딕"/>
+          <w:b/>
+          <w:color w:val="1F2937"/>
+          <w:sz w:val="21"/>
+        </w:rPr>
+        <w:t xml:space="preserve">국적: </w:t>
+      </w:r>
+      <w:r>
+        <w:rPr w:rFonts="맑은 고딕">
+          <w:rFonts w:ascii="맑은 고딕" w:hAnsi="맑은 고딕" w:eastAsia="맑은 고딕"/>
+          <w:b w:val="0"/>
+          <w:sz w:val="21"/>
+        </w:rPr>
+        <w:t>영국 (활동 거점: 영국, 호주, 미국)</w:t>
+      </w:r>
+    </w:p>
+    <w:p>
+      <w:pPr>
+        <w:spacing w:line="324" w:lineRule="auto" w:after="80"/>
+      </w:pPr>
+      <w:r>
+        <w:rPr w:rFonts="맑은 고딕">
+          <w:rFonts w:ascii="맑은 고딕" w:hAnsi="맑은 고딕" w:eastAsia="맑은 고딕"/>
+          <w:b w:val="0"/>
+          <w:color w:val="6B7280"/>
+          <w:sz w:val="21"/>
+        </w:rPr>
+        <w:t xml:space="preserve">· </w:t>
+      </w:r>
+      <w:r>
+        <w:rPr w:rFonts="맑은 고딕">
+          <w:rFonts w:ascii="맑은 고딕" w:hAnsi="맑은 고딕" w:eastAsia="맑은 고딕"/>
+          <w:b/>
+          <w:color w:val="1F2937"/>
+          <w:sz w:val="21"/>
+        </w:rPr>
+        <w:t xml:space="preserve">생몰년도: </w:t>
+      </w:r>
+      <w:r>
+        <w:rPr w:rFonts="맑은 고딕">
+          <w:rFonts w:ascii="맑은 고딕" w:hAnsi="맑은 고딕" w:eastAsia="맑은 고딕"/>
+          <w:b w:val="0"/>
+          <w:sz w:val="21"/>
+        </w:rPr>
+        <w:t>1958년 결성 (배리 깁 1946~, 로빈 깁 1949~2012, 모리스 깁 1949~2003)</w:t>
+      </w:r>
+    </w:p>
+    <w:p>
+      <w:pPr>
+        <w:spacing w:line="324" w:lineRule="auto" w:after="80"/>
+      </w:pPr>
+      <w:r>
+        <w:rPr w:rFonts="맑은 고딕">
+          <w:rFonts w:ascii="맑은 고딕" w:hAnsi="맑은 고딕" w:eastAsia="맑은 고딕"/>
+          <w:b w:val="0"/>
+          <w:color w:val="6B7280"/>
+          <w:sz w:val="21"/>
+        </w:rPr>
+        <w:t xml:space="preserve">· </w:t>
+      </w:r>
+      <w:r>
+        <w:rPr w:rFonts="맑은 고딕">
+          <w:rFonts w:ascii="맑은 고딕" w:hAnsi="맑은 고딕" w:eastAsia="맑은 고딕"/>
+          <w:b/>
+          <w:color w:val="1F2937"/>
+          <w:sz w:val="21"/>
+        </w:rPr>
+        <w:t xml:space="preserve">그룹 소속: </w:t>
+      </w:r>
+      <w:r>
+        <w:rPr w:rFonts="맑은 고딕">
+          <w:rFonts w:ascii="맑은 고딕" w:hAnsi="맑은 고딕" w:eastAsia="맑은 고딕"/>
+          <w:b w:val="0"/>
+          <w:sz w:val="21"/>
+        </w:rPr>
+        <w:t>3인조 보컬 그룹</w:t>
+      </w:r>
+    </w:p>
+    <w:p>
+      <w:pPr>
+        <w:spacing w:line="324" w:lineRule="auto" w:after="80"/>
+      </w:pPr>
+      <w:r>
+        <w:rPr w:rFonts="맑은 고딕">
+          <w:rFonts w:ascii="맑은 고딕" w:hAnsi="맑은 고딕" w:eastAsia="맑은 고딕"/>
+          <w:b w:val="0"/>
+          <w:color w:val="6B7280"/>
+          <w:sz w:val="21"/>
+        </w:rPr>
+        <w:t xml:space="preserve">· </w:t>
+      </w:r>
+      <w:r>
+        <w:rPr w:rFonts="맑은 고딕">
+          <w:rFonts w:ascii="맑은 고딕" w:hAnsi="맑은 고딕" w:eastAsia="맑은 고딕"/>
+          <w:b/>
+          <w:color w:val="1F2937"/>
+          <w:sz w:val="21"/>
+        </w:rPr>
+        <w:t xml:space="preserve">아티스트 소개: </w:t>
+      </w:r>
+      <w:r>
+        <w:rPr w:rFonts="맑은 고딕">
+          <w:rFonts w:ascii="맑은 고딕" w:hAnsi="맑은 고딕" w:eastAsia="맑은 고딕"/>
+          <w:b w:val="0"/>
+          <w:sz w:val="21"/>
+        </w:rPr>
+        <w:t>배리, 로빈, 모리스 깁 형제로 구성된 비지스는 천상의 하모니와 탁월한 송라이팅 능력을 겸비한 전설적인 팝의 거장들입니다. 브리티시 포크 팝에서 출발하여 블루아이드 소울과 디스코에 이르기까지 폭넓은 음악적 스펙트럼을 소화하며, 반세기에 걸쳐 대중음악의 중심에서 불멸의 명곡들을 탄생시켰습니다.</w:t>
+      </w:r>
+    </w:p>
+    <w:p>
+      <w:pPr>
+        <w:spacing w:line="324" w:lineRule="auto" w:before="200" w:after="80"/>
+      </w:pPr>
+      <w:r>
+        <w:rPr w:rFonts="맑은 고딕">
+          <w:rFonts w:ascii="맑은 고딕" w:hAnsi="맑은 고딕" w:eastAsia="맑은 고딕"/>
+          <w:b/>
+          <w:color w:val="1E3A8A"/>
+          <w:sz w:val="24"/>
+        </w:rPr>
+        <w:t>3. 음반 상세 분석</w:t>
+      </w:r>
+    </w:p>
+    <w:p>
+      <w:pPr>
+        <w:spacing w:line="324" w:lineRule="auto" w:after="80"/>
+      </w:pPr>
+      <w:r>
+        <w:rPr w:rFonts="맑은 고딕">
+          <w:rFonts w:ascii="맑은 고딕" w:hAnsi="맑은 고딕" w:eastAsia="맑은 고딕"/>
+          <w:b w:val="0"/>
+          <w:color w:val="6B7280"/>
+          <w:sz w:val="21"/>
+        </w:rPr>
+        <w:t xml:space="preserve">· </w:t>
+      </w:r>
+      <w:r>
+        <w:rPr w:rFonts="맑은 고딕">
+          <w:rFonts w:ascii="맑은 고딕" w:hAnsi="맑은 고딕" w:eastAsia="맑은 고딕"/>
+          <w:b/>
+          <w:color w:val="1F2937"/>
+          <w:sz w:val="21"/>
+        </w:rPr>
+        <w:t xml:space="preserve">역사적 위치: </w:t>
+      </w:r>
+      <w:r>
+        <w:rPr w:rFonts="맑은 고딕">
+          <w:rFonts w:ascii="맑은 고딕" w:hAnsi="맑은 고딕" w:eastAsia="맑은 고딕"/>
+          <w:b w:val="0"/>
+          <w:sz w:val="21"/>
+        </w:rPr>
+        <w:t>디스코라는 언더그라운드 클럽 문화를 전 세계 주류 팝 씬의 가장 세련된 예술적 양식으로 격상시킨 명반입니다. 펑키한 베이스라인과 브라스 섹션, 클래시컬한 현악 오케스트레이션의 유기적인 조화는 상업성과 음악적 완성도를 완벽하게 결합한 팝 오케스트라 사운드의 정점으로 평가받습니다.</w:t>
+      </w:r>
+    </w:p>
+    <w:p>
+      <w:pPr>
+        <w:spacing w:line="324" w:lineRule="auto" w:after="80"/>
+      </w:pPr>
+      <w:r>
+        <w:rPr w:rFonts="맑은 고딕">
+          <w:rFonts w:ascii="맑은 고딕" w:hAnsi="맑은 고딕" w:eastAsia="맑은 고딕"/>
+          <w:b w:val="0"/>
+          <w:color w:val="6B7280"/>
+          <w:sz w:val="21"/>
+        </w:rPr>
+        <w:t xml:space="preserve">· </w:t>
+      </w:r>
+      <w:r>
+        <w:rPr w:rFonts="맑은 고딕">
+          <w:rFonts w:ascii="맑은 고딕" w:hAnsi="맑은 고딕" w:eastAsia="맑은 고딕"/>
+          <w:b/>
+          <w:color w:val="1F2937"/>
+          <w:sz w:val="21"/>
+        </w:rPr>
+        <w:t xml:space="preserve">시대의 흔적(스토리텔링): </w:t>
+      </w:r>
+      <w:r>
+        <w:rPr w:rFonts="맑은 고딕">
+          <w:rFonts w:ascii="맑은 고딕" w:hAnsi="맑은 고딕" w:eastAsia="맑은 고딕"/>
+          <w:b w:val="0"/>
+          <w:sz w:val="21"/>
+        </w:rPr>
+        <w:t>1970년대 후반의 오일쇼크와 경제적 침체 속에서 뉴욕 브루클린의 평범한 청춘들이 토요일 밤의 댄스 플로어에서 찾고자 했던 탈출구와 순수한 열망이 녹아 있습니다. 고단한 일상의 땀방울과 무지갯빛 조명 아래 폭발하는 열정의 대비는 당대 젊은이들의 슬픔과 낭만을 처연하도록 아름답게 그려냅니다.</w:t>
+      </w:r>
+    </w:p>
+    <w:p>
+      <w:pPr>
+        <w:spacing w:line="324" w:lineRule="auto" w:before="200" w:after="80"/>
+      </w:pPr>
+      <w:r>
+        <w:rPr w:rFonts="맑은 고딕">
+          <w:rFonts w:ascii="맑은 고딕" w:hAnsi="맑은 고딕" w:eastAsia="맑은 고딕"/>
+          <w:b/>
+          <w:color w:val="1E3A8A"/>
+          <w:sz w:val="24"/>
+        </w:rPr>
+        <w:t>4. 주요 수록곡 및 감상 제언</w:t>
+      </w:r>
+    </w:p>
+    <w:p>
+      <w:pPr>
+        <w:spacing w:line="324" w:lineRule="auto" w:after="80"/>
+      </w:pPr>
+      <w:r>
+        <w:rPr w:rFonts="맑은 고딕">
+          <w:rFonts w:ascii="맑은 고딕" w:hAnsi="맑은 고딕" w:eastAsia="맑은 고딕"/>
+          <w:b w:val="0"/>
+          <w:color w:val="6B7280"/>
+          <w:sz w:val="21"/>
+        </w:rPr>
+        <w:t xml:space="preserve">· </w:t>
+      </w:r>
+      <w:r>
+        <w:rPr w:rFonts="맑은 고딕">
+          <w:rFonts w:ascii="맑은 고딕" w:hAnsi="맑은 고딕" w:eastAsia="맑은 고딕"/>
+          <w:b/>
+          <w:color w:val="1F2937"/>
+          <w:sz w:val="21"/>
+        </w:rPr>
+        <w:t xml:space="preserve">주요 수록곡 특징: </w:t>
+      </w:r>
+      <w:r>
+        <w:rPr w:rFonts="맑은 고딕">
+          <w:rFonts w:ascii="맑은 고딕" w:hAnsi="맑은 고딕" w:eastAsia="맑은 고딕"/>
+          <w:b w:val="0"/>
+          <w:sz w:val="21"/>
+        </w:rPr>
+        <w:t>차가운 도시를 걷는 청춘의 고동을 리드미컬한 베이스로 표현한 'Stayin' Alive', 애절하고 유려한 멜로디 라인으로 영혼을 적시는 명품 발라드 'How Deep Is Your Love', 벅찬 고양감을 선사하는 'Night Fever' 등 수록곡 전반이 유려한 화성과 서정성을 품고 있습니다.</w:t>
+      </w:r>
+    </w:p>
+    <w:p>
+      <w:pPr>
+        <w:spacing w:line="324" w:lineRule="auto" w:after="80"/>
+      </w:pPr>
+      <w:r>
+        <w:rPr w:rFonts="맑은 고딕">
+          <w:rFonts w:ascii="맑은 고딕" w:hAnsi="맑은 고딕" w:eastAsia="맑은 고딕"/>
+          <w:b w:val="0"/>
+          <w:color w:val="6B7280"/>
+          <w:sz w:val="21"/>
+        </w:rPr>
+        <w:t xml:space="preserve">· </w:t>
+      </w:r>
+      <w:r>
+        <w:rPr w:rFonts="맑은 고딕">
+          <w:rFonts w:ascii="맑은 고딕" w:hAnsi="맑은 고딕" w:eastAsia="맑은 고딕"/>
+          <w:b/>
+          <w:color w:val="1F2937"/>
+          <w:sz w:val="21"/>
+        </w:rPr>
+        <w:t xml:space="preserve">빈티지 감상 제언: </w:t>
+      </w:r>
+      <w:r>
+        <w:rPr w:rFonts="맑은 고딕">
+          <w:rFonts w:ascii="맑은 고딕" w:hAnsi="맑은 고딕" w:eastAsia="맑은 고딕"/>
+          <w:b w:val="0"/>
+          <w:sz w:val="21"/>
+        </w:rPr>
+        <w:t>바이닐 소릿골을 타고 흐르는 묵직한 아날로그 킥 드럼과 진공관 앰프를 통해 풍성하게 퍼지는 비지스의 고음 팔세토 창법은 디지털 음원에서는 결코 온전히 느낄 수 없는 공간감과 벨벳 같은 질감을 들려줍니다.</w:t>
+      </w:r>
+    </w:p>
+    <w:p>
+      <w:pPr>
+        <w:spacing w:line="324" w:lineRule="auto" w:after="80"/>
+      </w:pPr>
+      <w:r>
+        <w:rPr w:rFonts="맑은 고딕">
+          <w:rFonts w:ascii="맑은 고딕" w:hAnsi="맑은 고딕" w:eastAsia="맑은 고딕"/>
+          <w:b w:val="0"/>
+          <w:color w:val="6B7280"/>
+          <w:sz w:val="21"/>
+        </w:rPr>
+        <w:t xml:space="preserve">· </w:t>
+      </w:r>
+      <w:r>
+        <w:rPr w:rFonts="맑은 고딕">
+          <w:rFonts w:ascii="맑은 고딕" w:hAnsi="맑은 고딕" w:eastAsia="맑은 고딕"/>
+          <w:b/>
+          <w:color w:val="1F2937"/>
+          <w:sz w:val="21"/>
+        </w:rPr>
+        <w:t xml:space="preserve">소장 가치: </w:t>
+      </w:r>
+      <w:r>
+        <w:rPr w:rFonts="맑은 고딕">
+          <w:rFonts w:ascii="맑은 고딕" w:hAnsi="맑은 고딕" w:eastAsia="맑은 고딕"/>
+          <w:b w:val="0"/>
+          <w:sz w:val="21"/>
+        </w:rPr>
+        <w:t>팝 음악사에서 가장 거대했던 문화적 폭풍을 증언하는 '시대의 타임캡슐'이자, 게이트폴드 커버의 우아함과 2장의 중량반이 주는 아날로그적 만족감을 두루 갖추어 음악 애호가라면 서재의 턴테이블 곁에 필히 갖추어야 할 불후의 명작입니다.</w:t>
+      </w:r>
+    </w:p>
+    <w:p>
+      <w:pPr>
+        <w:spacing w:line="324" w:lineRule="auto" w:after="120" w:before="160"/>
+      </w:pPr>
+      <w:r>
+        <w:rPr w:rFonts="맑은 고딕">
+          <w:rFonts w:ascii="맑은 고딕" w:hAnsi="맑은 고딕" w:eastAsia="맑은 고딕"/>
+          <w:b/>
+          <w:color w:val="4338CA"/>
+          <w:sz w:val="21"/>
+        </w:rPr>
+        <w:t>이 음반을 통해 화려한 조명 뒤편에 흐르던 70년대 청춘들의 서정과 꺼지지 않는 열정이 전해주는 감동을 다시 한번 경험해 보시는 것은 어떨까요?</w:t>
       </w:r>
     </w:p>
     <w:sectPr>
       <w:pgSz w:w="12240" w:h="15840"/>
-      <w:pgMar w:top="1440" w:right="1440" w:bottom="1440" w:left="1440" w:header="720" w:footer="720" w:gutter="0"/>
+      <w:pgMar w:top="1152" w:right="1296" w:bottom="1152" w:left="1296" w:header="720" w:footer="720" w:gutter="0"/>
       <w:cols w:space="720"/>
       <w:docGrid w:linePitch="360"/>
     </w:sectPr>

--- a/word_reports/LP_0072_위치_204_Bee Gees_Saturday Night F.docx
+++ b/word_reports/LP_0072_위치_204_Bee Gees_Saturday Night F.docx
@@ -32,7 +32,7 @@
     </w:p>
     <w:p>
       <w:pPr>
-        <w:spacing w:line="324" w:lineRule="auto" w:before="80" w:after="160"/>
+        <w:spacing w:line="324" w:lineRule="auto" w:before="80" w:after="120"/>
       </w:pPr>
       <w:r>
         <w:rPr w:rFonts="맑은 고딕">
@@ -42,13 +42,6 @@
           <w:sz w:val="22"/>
         </w:rPr>
         <w:t xml:space="preserve">[음반 소개] </w:t>
-      </w:r>
-      <w:r>
-        <w:rPr w:rFonts="맑은 고딕">
-          <w:rFonts w:ascii="맑은 고딕" w:hAnsi="맑은 고딕" w:eastAsia="맑은 고딕"/>
-          <w:b w:val="0"/>
-          <w:sz w:val="21"/>
-        </w:rPr>
       </w:r>
     </w:p>
     <w:p>
@@ -61,7 +54,33 @@
           <w:b w:val="0"/>
           <w:sz w:val="21"/>
         </w:rPr>
-        <w:t>1970년대 후반 전 세계를 뜨거운 리듬의 소용돌이로 몰아넣은 『Saturday Night Fever』는 단순한 영화 사운드트랙을 넘어 한 시대를 상징하는 문화적 모뉴먼트입니다. 비지스의 영롱한 팔세토 하모니와 정교한 오케스트레이션이 빚어낸 그루브는 차가운 네온사인 아래 방황하던 젊은 영혼들에게 가장 눈부신 해방의 날개를 달아주었습니다. 턴테이블의 회전과 함께 피어오르는 바이닐 특유의 생동감은 반세기가 지난 오늘날에도 여전히 세련된 온기로 우리의 심장을 두드립니다.</w:t>
+        <w:t>1970년대 후반, 전 세계 대중문화의 지형도를 단숨에 뒤흔들며 하나의 거대한 시대적 현상으로 자리 잡은 앨범이 바로 비지스(Bee Gees)의 음악으로 채워진 《Saturday Night Fever》 사운드트랙입니다. 당시 프랑스 샤토 데루빌 스튜디오에서 차기작을 구상 중이던 깁(Gibb) 삼형제는 영화 프로듀서 로버트 스틱우드의 요청을 받고 거의 직관에 가까운 창작열로 곡들을 써 내려갔습니다. 그렇게 탄생한 선율들은 단순한 영화 배경음악의 차원을 넘어, 팝 음악사가 디스코라는 장르를 가장 우아하고도 완벽한 예술적 형태로 수용하게 만든 결정적 계기가 되었습니다.</w:t>
+      </w:r>
+    </w:p>
+    <w:p>
+      <w:pPr>
+        <w:spacing w:line="324" w:lineRule="auto" w:after="120"/>
+      </w:pPr>
+      <w:r>
+        <w:rPr w:rFonts="맑은 고딕">
+          <w:rFonts w:ascii="맑은 고딕" w:hAnsi="맑은 고딕" w:eastAsia="맑은 고딕"/>
+          <w:b w:val="0"/>
+          <w:sz w:val="21"/>
+        </w:rPr>
+        <w:t>이 음반이 반세기에 가까운 세월 동안 변함없는 사랑을 받는 까닭은 단지 말초적인 댄스 리듬에 머물지 않았기 때문입니다. 비지스는 정교하게 조율된 오케스트레이션과 흑인 솔(Soul) 음악의 훵키한 그루브, 그리고 영국적인 서정성을 지닌 멜로디를 완벽한 균형으로 직조해 냈습니다. 특히 배리 깁의 호소력 짙은 팔세토 보컬과 형제들이 빚어내는 무결점 3성 하모니는, 산업화의 그늘 속에서 방황하던 당시 브루클린 청춘들의 고단한 일상과 그들이 주말 밤의 댄스 플로어에서 갈구했던 구원의 빛을 눈부시도록 아름답게 형상화했습니다.</w:t>
+      </w:r>
+    </w:p>
+    <w:p>
+      <w:pPr>
+        <w:spacing w:line="324" w:lineRule="auto" w:after="120"/>
+      </w:pPr>
+      <w:r>
+        <w:rPr w:rFonts="맑은 고딕">
+          <w:rFonts w:ascii="맑은 고딕" w:hAnsi="맑은 고딕" w:eastAsia="맑은 고딕"/>
+          <w:b w:val="0"/>
+          <w:sz w:val="21"/>
+        </w:rPr>
+        <w:t>《Saturday Night Fever》는 찰나의 유행으로 치부되던 클럽 음악을 전 지구적 문화의 중심으로 끌어올리며 대중음악의 문법을 영원히 바꾸어 놓았습니다. 세월이 흘러도 바래지 않는 이 음반의 매력은, 화려한 미러볼의 반짝임 이면에 깃든 낭만과 우수, 그리고 척박한 삶을 견뎌내게 하는 음악 본연의 생명력에 있습니다. 턴테이블 위에서 회전하는 이 불멸의 그루브는 오늘날에도 우리에게 삶의 찬란한 온기와 깊은 서정적 전율을 고스란히 전해줍니다.</w:t>
       </w:r>
     </w:p>
     <w:p>
@@ -168,7 +187,7 @@
           <w:b w:val="0"/>
           <w:sz w:val="21"/>
         </w:rPr>
-        <w:t>1977년 11월 RSO 레코드사를 통해 발매된 동명 영화의 오리지널 사운드트랙 더블 앨범(2LP)으로, 비지스가 주도한 음악적 르네상스를 선포한 대중음악사의 찬연한 기록입니다.</w:t>
+        <w:t>1977년 11월 RSO 레코드를 통해 발매된 동명 영화의 오리지널 사운드트랙으로, 디스코 폭풍을 일으키며 팝 역사상 가장 기념비적인 사운드트랙 앨범으로 기록된 마스터피스.</w:t>
       </w:r>
     </w:p>
     <w:p>
@@ -199,7 +218,7 @@
           <w:b w:val="0"/>
           <w:sz w:val="21"/>
         </w:rPr>
-        <w:t>빌보드 앨범 차트 24주 연속 1위라는 대기록을 수립하였으며, 전 세계적으로 4,000만 장 이상의 경이적인 판매고를 기록하여 마이클 잭슨의 『Thriller』 이전까지 역사상 가장 많이 팔린 음반으로 군림했습니다.</w:t>
+        <w:t>전 세계 4,000만 장 이상의 경이적인 판매고를 기록하였으며, 미국 빌보드 200 앨범 차트에서 24주 연속 1위라는 전무후무한 대기록을 수립함.</w:t>
       </w:r>
     </w:p>
     <w:p>
@@ -230,7 +249,7 @@
           <w:b w:val="0"/>
           <w:sz w:val="21"/>
         </w:rPr>
-        <w:t>1979년 제21회 그래미 어워드에서 영화 사운드트랙으로는 드물게 최고 영예인 '올해의 앨범상(Album of the Year)'을 거머쥐었으며, 그래미 명예의 전당 헌액 및 미국 의회도서관 국가녹음보존목록에 영구 등재되었습니다.</w:t>
+        <w:t>1979년 제21회 그래미 어워드에서 영화 사운드트랙으로는 이례적으로 '올해의 앨범(Album of the Year)'을 수상하였고, 최우수 팝 보컬 퍼포먼스상 등을 휩쓸며 음악적·상업적 권위를 완벽히 공인받음.</w:t>
       </w:r>
     </w:p>
     <w:p>
@@ -275,7 +294,7 @@
           <w:b w:val="0"/>
           <w:sz w:val="21"/>
         </w:rPr>
-        <w:t>영국 (활동 거점: 영국, 호주, 미국)</w:t>
+        <w:t>영국 (활동 무대: 영국, 호주, 미국)</w:t>
       </w:r>
     </w:p>
     <w:p>
@@ -306,7 +325,7 @@
           <w:b w:val="0"/>
           <w:sz w:val="21"/>
         </w:rPr>
-        <w:t>1958년 결성 (배리 깁 1946~, 로빈 깁 1949~2012, 모리스 깁 1949~2003)</w:t>
+        <w:t>1958년 결성</w:t>
       </w:r>
     </w:p>
     <w:p>
@@ -337,7 +356,7 @@
           <w:b w:val="0"/>
           <w:sz w:val="21"/>
         </w:rPr>
-        <w:t>3인조 보컬 그룹</w:t>
+        <w:t>3인조 형제 보컬 그룹 (배리 깁, 로빈 깁, 모리스 깁)</w:t>
       </w:r>
     </w:p>
     <w:p>
@@ -368,7 +387,7 @@
           <w:b w:val="0"/>
           <w:sz w:val="21"/>
         </w:rPr>
-        <w:t>배리, 로빈, 모리스 깁 형제로 구성된 비지스는 천상의 하모니와 탁월한 송라이팅 능력을 겸비한 전설적인 팝의 거장들입니다. 브리티시 포크 팝에서 출발하여 블루아이드 소울과 디스코에 이르기까지 폭넓은 음악적 스펙트럼을 소화하며, 반세기에 걸쳐 대중음악의 중심에서 불멸의 명곡들을 탄생시켰습니다.</w:t>
+        <w:t>천부적인 송라이팅 능력과 전설적인 3성 하모니로 팝, 포크, 록, 디스코의 경계를 넘나든 20세기 가장 위대한 보컬 하모니 그룹입니다. 시대를 꿰뚫어 보는 탁월한 음악적 감각으로 수많은 명곡을 남기며 로큰롤 명예의 전당과 작곡가 명예의 전당에 헌액되었습니다.</w:t>
       </w:r>
     </w:p>
     <w:p>
@@ -413,7 +432,7 @@
           <w:b w:val="0"/>
           <w:sz w:val="21"/>
         </w:rPr>
-        <w:t>디스코라는 언더그라운드 클럽 문화를 전 세계 주류 팝 씬의 가장 세련된 예술적 양식으로 격상시킨 명반입니다. 펑키한 베이스라인과 브라스 섹션, 클래시컬한 현악 오케스트레이션의 유기적인 조화는 상업성과 음악적 완성도를 완벽하게 결합한 팝 오케스트라 사운드의 정점으로 평가받습니다.</w:t>
+        <w:t>대중음악사에서 언더그라운드 클럽 신에 머물던 디스코를 주류 문화의 정점에 올려놓은 분수령이자, 영화 사운드트랙 앨범이 독자적인 예술성과 폭발적인 상업성을 동시에 확보할 수 있음을 증명한 기념비적 명반입니다.</w:t>
       </w:r>
     </w:p>
     <w:p>
@@ -444,7 +463,7 @@
           <w:b w:val="0"/>
           <w:sz w:val="21"/>
         </w:rPr>
-        <w:t>1970년대 후반의 오일쇼크와 경제적 침체 속에서 뉴욕 브루클린의 평범한 청춘들이 토요일 밤의 댄스 플로어에서 찾고자 했던 탈출구와 순수한 열망이 녹아 있습니다. 고단한 일상의 땀방울과 무지갯빛 조명 아래 폭발하는 열정의 대비는 당대 젊은이들의 슬픔과 낭만을 처연하도록 아름답게 그려냅니다.</w:t>
+        <w:t>1970년대 후반 경기 침체와 도시의 황량함 속에서 살아가던 노동자 계급 청춘들이 주말 밤 화려한 조명 아래서 비로소 자아와 해방감을 찾고자 했던 시대의 초상이 짙게 투영되어 있습니다. 절망을 딛고 춤추며 살아남고자 했던 젊은 영혼들의 서글픈 열망이 음악 속에 고스란히 박제되어 있습니다.</w:t>
       </w:r>
     </w:p>
     <w:p>
@@ -489,7 +508,7 @@
           <w:b w:val="0"/>
           <w:sz w:val="21"/>
         </w:rPr>
-        <w:t>차가운 도시를 걷는 청춘의 고동을 리드미컬한 베이스로 표현한 'Stayin' Alive', 애절하고 유려한 멜로디 라인으로 영혼을 적시는 명품 발라드 'How Deep Is Your Love', 벅찬 고양감을 선사하는 'Night Fever' 등 수록곡 전반이 유려한 화성과 서정성을 품고 있습니다.</w:t>
+        <w:t>삶의 생존 의지를 역설적으로 훵키한 그루브에 담아낸 명곡 'Stayin' Alive', 애절하고 낭만적인 현악 편곡과 감미로운 멜로디가 돋보이는 불후의 팝 발라드 'How Deep Is Your Love', 도회적인 세련미와 질주하는 리듬감이 압권인 'Night Fever', 부드러운 하모니가 빛나는 'More Than A Woman' 등 전 곡이 완벽한 음악적 완성도를 자랑합니다.</w:t>
       </w:r>
     </w:p>
     <w:p>
@@ -520,7 +539,7 @@
           <w:b w:val="0"/>
           <w:sz w:val="21"/>
         </w:rPr>
-        <w:t>바이닐 소릿골을 타고 흐르는 묵직한 아날로그 킥 드럼과 진공관 앰프를 통해 풍성하게 퍼지는 비지스의 고음 팔세토 창법은 디지털 음원에서는 결코 온전히 느낄 수 없는 공간감과 벨벳 같은 질감을 들려줍니다.</w:t>
+        <w:t>디지털 매체가 결코 모방할 수 없는 아날로그 바이닐 특유의 묵직한 베이스 라인과 풍성한 현악 세션의 잔향이 돋보입니다. 진공관 앰프의 따스한 배음을 거쳐 울려 퍼지는 배리 깁의 날카롭고 유려한 팔세토와 정교한 브라스 사운드는 리스너를 순식간에 1977년 뉴욕의 열기 속으로 데려다 놓습니다.</w:t>
       </w:r>
     </w:p>
     <w:p>
@@ -551,7 +570,7 @@
           <w:b w:val="0"/>
           <w:sz w:val="21"/>
         </w:rPr>
-        <w:t>팝 음악사에서 가장 거대했던 문화적 폭풍을 증언하는 '시대의 타임캡슐'이자, 게이트폴드 커버의 우아함과 2장의 중량반이 주는 아날로그적 만족감을 두루 갖추어 음악 애호가라면 서재의 턴테이블 곁에 필히 갖추어야 할 불후의 명작입니다.</w:t>
+        <w:t>대중음악 컬렉터라면 장르를 불문하고 서재에 반드시 갖추어야 할 역사적 유산입니다. 시대를 상징하는 아이코닉한 게이트폴드 커버 아트워크와 오리지널 아날로그 마스터링의 온기를 만끽할 수 있는 정통 바이닐 애호가들의 필청 음반입니다.</w:t>
       </w:r>
     </w:p>
     <w:p>
@@ -565,7 +584,7 @@
           <w:color w:val="4338CA"/>
           <w:sz w:val="21"/>
         </w:rPr>
-        <w:t>이 음반을 통해 화려한 조명 뒤편에 흐르던 70년대 청춘들의 서정과 꺼지지 않는 열정이 전해주는 감동을 다시 한번 경험해 보시는 것은 어떨까요?</w:t>
+        <w:t>이 음반을 통해 화려한 미러볼 아래 펼쳐진 청춘의 빛과 그림자, 그리고 세월을 초월하여 영혼을 적시는 비지스의 하모니가 전해주는 감동을 다시 한번 경험해 보시는 것은 어떨까요?</w:t>
       </w:r>
     </w:p>
     <w:sectPr>
